--- a/docs/manuals/Manuel_Installation_macOS_FR.docx
+++ b/docs/manuals/Manuel_Installation_macOS_FR.docx
@@ -84,7 +84,7 @@
           <w:sz w:val="32"/>
           <w:szCs w:val="32"/>
         </w:rPr>
-        <w:t xml:space="preserve">Version macOS – v16.0</w:t>
+        <w:t>Version macOS — v16.3.3.22</w:t>
       </w:r>
     </w:p>
     <w:p>
@@ -100,7 +100,7 @@
           <w:sz w:val="28"/>
           <w:szCs w:val="28"/>
         </w:rPr>
-        <w:t xml:space="preserve">Janvier 2026</w:t>
+        <w:t>Février 2026</w:t>
       </w:r>
     </w:p>
     <w:p>
@@ -114,7 +114,7 @@
           <w:sz w:val="22"/>
           <w:szCs w:val="22"/>
         </w:rPr>
-        <w:t xml:space="preserve">Dépôt GitHub : https://github.com/RobinCop63/CoDIR-IA</w:t>
+        <w:t>Dépôt GitHub : https://github.com/robinsauzet/codir-ia</w:t>
       </w:r>
     </w:p>
     <w:p>
@@ -1966,6 +1966,39 @@
           <w:szCs w:val="24"/>
         </w:rPr>
         <w:t xml:space="preserve">— Fin du manuel —</w:t>
+      </w:r>
+    </w:p>
+    <w:p>
+      <w:r>
+        <w:rPr>
+          <w:b/>
+        </w:rPr>
+        <w:t>v16.1 — Configuration des clés API (recommandé)</w:t>
+      </w:r>
+    </w:p>
+    <w:p>
+      <w:r>
+        <w:t>À partir de la v16.1, les clés API ne sont plus à coller dans un fichier du projet.</w:t>
+      </w:r>
+    </w:p>
+    <w:p>
+      <w:r>
+        <w:t>1) Lancez CoDIR IA</w:t>
+      </w:r>
+    </w:p>
+    <w:p>
+      <w:r>
+        <w:t>2) Ouvrez le menu « Configuration »</w:t>
+      </w:r>
+    </w:p>
+    <w:p>
+      <w:r>
+        <w:t>3) Collez vos clés (OpenAI / Anthropic / Google / Mistral) puis cliquez « Enregistrer »</w:t>
+      </w:r>
+    </w:p>
+    <w:p>
+      <w:r>
+        <w:t>Les clés sont stockées localement hors du repo dans `secrets.json` (ex : %APPDATA%\CoDIR-IA\secrets.json sur Windows).</w:t>
       </w:r>
     </w:p>
     <w:sectPr>
